--- a/Reactivos_por_Dimension/19_Ludopatia.docx
+++ b/Reactivos_por_Dimension/19_Ludopatia.docx
@@ -77,7 +77,7 @@
         <w:spacing w:after="150" w:before="300"/>
       </w:pPr>
       <w:r>
-        <w:t xml:space="preserve">Reactivos de la dimensión 19. Ludopatía (3 reactivos)</w:t>
+        <w:t xml:space="preserve">Reactivos de la dimensión 19. Ludopatía (10 reactivos)</w:t>
       </w:r>
     </w:p>
     <w:p>
@@ -86,7 +86,7 @@
         <w:spacing w:after="100" w:before="200"/>
       </w:pPr>
       <w:r>
-        <w:t xml:space="preserve">R067 — Frecuencia e intensidad de apuestas de dinero</w:t>
+        <w:t xml:space="preserve">R181 — Opinión/Actitud — indicador 1 (Frecuencia e intensidad declarada de apuestas de dinero en cualquier m…)</w:t>
       </w:r>
     </w:p>
     <w:p>
@@ -101,7 +101,7 @@
         <w:t xml:space="preserve">Tipo de reactivo: </w:t>
       </w:r>
       <w:r>
-        <w:t xml:space="preserve">3-Involucramiento pasado</w:t>
+        <w:t xml:space="preserve">1-Opinión/Actitud</w:t>
       </w:r>
     </w:p>
     <w:p>
@@ -131,7 +131,7 @@
         <w:t xml:space="preserve">Pregunta completa (variante base): </w:t>
       </w:r>
       <w:r>
-        <w:t xml:space="preserve">En un mes típico, ¿con qué frecuencia apuestas dinero en cualquier modalidad (lotería, apuestas deportivas, cartas, tragamonedas, apuestas en línea, u otras)?</w:t>
+        <w:t xml:space="preserve">¿Qué tan de acuerdo estás con la siguiente idea: "Apostar dinero con cierta frecuencia, en cualquier modalidad, no debería considerarse un problema si la persona puede pagar lo que pierde"?</w:t>
       </w:r>
     </w:p>
     <w:p>
@@ -152,34 +152,43 @@
         <w:ind w:left="200"/>
       </w:pPr>
       <w:r>
-        <w:t xml:space="preserve">Variante 1 (base): En un mes típico, ¿con qué frecuencia apuestas dinero en cualquier modalidad (lotería, apuestas deportivas, cartas, tragamonedas, apuestas en línea, u otras)?</w:t>
-      </w:r>
-    </w:p>
-    <w:p>
-      <w:pPr>
-        <w:spacing w:after="60"/>
-        <w:ind w:left="200"/>
-      </w:pPr>
-      <w:r>
-        <w:t xml:space="preserve">Variante 2: En un mes típico, ¿con qué frecuencia compras billetes de lotería o rifas esperando 'la gran oportunidad'?</w:t>
-      </w:r>
-    </w:p>
-    <w:p>
-      <w:pPr>
-        <w:spacing w:after="60"/>
-        <w:ind w:left="200"/>
-      </w:pPr>
-      <w:r>
-        <w:t xml:space="preserve">Variante 3: En un mes típico, ¿con qué frecuencia haces apuestas deportivas, en persona o por aplicaciones en línea?</w:t>
-      </w:r>
-    </w:p>
-    <w:p>
-      <w:pPr>
-        <w:spacing w:after="60"/>
-        <w:ind w:left="200"/>
-      </w:pPr>
-      <w:r>
-        <w:t xml:space="preserve">Variante 4: En un mes típico, ¿con qué frecuencia juegas cartas, tragamonedas o juegos similares apostando dinero?</w:t>
+        <w:t xml:space="preserve">Variante 1 (base): ¿Qué tan de acuerdo estás con la siguiente idea: "Apostar dinero con cierta frecuencia, en cualquier modalidad, no debería considerarse un problema si la persona puede pagar lo que pierde"?</w:t>
+      </w:r>
+    </w:p>
+    <w:p>
+      <w:pPr>
+        <w:spacing w:after="60"/>
+        <w:ind w:left="200"/>
+      </w:pPr>
+      <w:r>
+        <w:t xml:space="preserve">Variante 2: En términos generales, ¿qué tan de acuerdo o en desacuerdo estás con esta afirmación: "Apostar dinero con cierta frecuencia, en cualquier modalidad, no debería considerarse un problema si la persona puede pagar lo que pierde"?</w:t>
+      </w:r>
+    </w:p>
+    <w:p>
+      <w:pPr>
+        <w:spacing w:after="60"/>
+        <w:ind w:left="200"/>
+      </w:pPr>
+      <w:r>
+        <w:t xml:space="preserve">Variante 3: Lee la siguiente frase e indica tu nivel de acuerdo: "Apostar dinero con cierta frecuencia, en cualquier modalidad, no debería considerarse un problema si la persona puede pagar lo que pierde".</w:t>
+      </w:r>
+    </w:p>
+    <w:p>
+      <w:pPr>
+        <w:spacing w:after="60"/>
+        <w:ind w:left="200"/>
+      </w:pPr>
+      <w:r>
+        <w:t xml:space="preserve">Variante 4: ¿Hasta qué punto compartes esta forma de pensar: "Apostar dinero con cierta frecuencia, en cualquier modalidad, no debería considerarse un problema si la persona puede pagar lo que pierde"?</w:t>
+      </w:r>
+    </w:p>
+    <w:p>
+      <w:pPr>
+        <w:spacing w:after="60"/>
+        <w:ind w:left="200"/>
+      </w:pPr>
+      <w:r>
+        <w:t xml:space="preserve">Variante 5: Marca qué tan de acuerdo estás con la siguiente idea: "Apostar dinero con cierta frecuencia, en cualquier modalidad, no debería considerarse un problema si la persona puede pagar lo que pierde".</w:t>
       </w:r>
     </w:p>
     <w:p>
@@ -194,7 +203,7 @@
         <w:t xml:space="preserve">Opciones de respuesta y valor de cada una: </w:t>
       </w:r>
       <w:r>
-        <w:t xml:space="preserve">Nunca (0) / Rara vez (1) / Con cierta frecuencia (2) / De forma habitual o casi diaria (3)</w:t>
+        <w:t xml:space="preserve">Totalmente en desacuerdo (0) / En desacuerdo (1) / Algo de acuerdo (2) / De acuerdo (3) / Totalmente de acuerdo (4)</w:t>
       </w:r>
     </w:p>
     <w:p>
@@ -224,7 +233,7 @@
         <w:t xml:space="preserve">Respuesta de menor riesgo: </w:t>
       </w:r>
       <w:r>
-        <w:t xml:space="preserve">Nunca (valor 0)</w:t>
+        <w:t xml:space="preserve">Totalmente en desacuerdo (valor 0)</w:t>
       </w:r>
     </w:p>
     <w:p>
@@ -239,7 +248,7 @@
         <w:t xml:space="preserve">Valor psicométrico (cómo se transforma la respuesta cruda): </w:t>
       </w:r>
       <w:r>
-        <w:t xml:space="preserve">Escala 0-3 según el orden de las opciones listado arriba; reactivo directo, sin inversión.</w:t>
+        <w:t xml:space="preserve">Escala 0-4 según el orden de las opciones listado arriba; reactivo directo, sin inversión.</w:t>
       </w:r>
     </w:p>
     <w:p>
@@ -254,7 +263,7 @@
         <w:t xml:space="preserve">Reactivos de contraste (par espejo): </w:t>
       </w:r>
       <w:r>
-        <w:t xml:space="preserve">No aplica (las dimensiones Contextuales no tienen par espejo obligatorio, Fase 2 Sección 6).</w:t>
+        <w:t xml:space="preserve">R182 (par espejo 1 de la dimensión)</w:t>
       </w:r>
     </w:p>
     <w:p>
@@ -268,7 +277,7 @@
         <w:spacing w:after="100" w:before="200"/>
       </w:pPr>
       <w:r>
-        <w:t xml:space="preserve">R068 — Persistencia en el juego a pesar de pérdidas</w:t>
+        <w:t xml:space="preserve">R182 — Intención futura — indicador 1 (Frecuencia e intensidad declarada de apuestas de dinero en cualquier m…)</w:t>
       </w:r>
     </w:p>
     <w:p>
@@ -283,7 +292,7 @@
         <w:t xml:space="preserve">Tipo de reactivo: </w:t>
       </w:r>
       <w:r>
-        <w:t xml:space="preserve">1-Opinión/Actitud</w:t>
+        <w:t xml:space="preserve">6-Intención futura</w:t>
       </w:r>
     </w:p>
     <w:p>
@@ -298,7 +307,7 @@
         <w:t xml:space="preserve">Indicador conductual (Fase 1): </w:t>
       </w:r>
       <w:r>
-        <w:t xml:space="preserve">Persistencia en el juego a pesar de pérdidas económicas relevantes.</w:t>
+        <w:t xml:space="preserve">Frecuencia e intensidad declarada de apuestas de dinero en cualquier modalidad (no limitado a casinos).</w:t>
       </w:r>
     </w:p>
     <w:p>
@@ -313,7 +322,7 @@
         <w:t xml:space="preserve">Pregunta completa (variante base): </w:t>
       </w:r>
       <w:r>
-        <w:t xml:space="preserve">¿Qué tan de acuerdo estás con la siguiente idea: 'Cuando llevo perdido dinero apostando, lo correcto es seguir intentando para recuperar lo perdido'?</w:t>
+        <w:t xml:space="preserve">Si llevaras un tiempo apostando dinero con cierta frecuencia, ¿qué tan de acuerdo estás con que podrías dejar de hacerlo sin dificultad si lo decidieras?</w:t>
       </w:r>
     </w:p>
     <w:p>
@@ -334,34 +343,43 @@
         <w:ind w:left="200"/>
       </w:pPr>
       <w:r>
-        <w:t xml:space="preserve">Variante 1 (base): ¿Qué tan de acuerdo estás con la siguiente idea: 'Cuando llevo perdido dinero apostando, lo correcto es seguir intentando para recuperar lo perdido'?</w:t>
-      </w:r>
-    </w:p>
-    <w:p>
-      <w:pPr>
-        <w:spacing w:after="60"/>
-        <w:ind w:left="200"/>
-      </w:pPr>
-      <w:r>
-        <w:t xml:space="preserve">Variante 2: ¿Qué tan de acuerdo estás con la siguiente idea: 'Jugar lotería o hacer apuestas deportivas seguido es una forma válida de intentar mejorar mis ingresos'?</w:t>
-      </w:r>
-    </w:p>
-    <w:p>
-      <w:pPr>
-        <w:spacing w:after="60"/>
-        <w:ind w:left="200"/>
-      </w:pPr>
-      <w:r>
-        <w:t xml:space="preserve">Variante 3: ¿Qué tan de acuerdo estás con la siguiente idea: 'Si voy perdiendo en una apuesta, lo lógico es seguir jugando para recuperar lo perdido'?</w:t>
-      </w:r>
-    </w:p>
-    <w:p>
-      <w:pPr>
-        <w:spacing w:after="60"/>
-        <w:ind w:left="200"/>
-      </w:pPr>
-      <w:r>
-        <w:t xml:space="preserve">Variante 4: ¿Qué tan de acuerdo estás con la siguiente idea: 'Apostar dinero en línea de forma frecuente no es un problema mientras uno sienta que tiene el control'?</w:t>
+        <w:t xml:space="preserve">Variante 1 (base): Si llevaras un tiempo apostando dinero con cierta frecuencia, ¿qué tan de acuerdo estás con que podrías dejar de hacerlo sin dificultad si lo decidieras?</w:t>
+      </w:r>
+    </w:p>
+    <w:p>
+      <w:pPr>
+        <w:spacing w:after="60"/>
+        <w:ind w:left="200"/>
+      </w:pPr>
+      <w:r>
+        <w:t xml:space="preserve">Variante 2: Imagina que llevaras un tiempo apostando dinero con cierta frecuencia. ¿Qué tan de acuerdo estás con que podrías dejar de hacerlo sin dificultad si lo decidieras?</w:t>
+      </w:r>
+    </w:p>
+    <w:p>
+      <w:pPr>
+        <w:spacing w:after="60"/>
+        <w:ind w:left="200"/>
+      </w:pPr>
+      <w:r>
+        <w:t xml:space="preserve">Variante 3: Ante esta situación: llevaras un tiempo apostando dinero con cierta frecuencia, ¿qué tan de acuerdo estás con que podrías dejar de hacerlo sin dificultad si lo decidieras?</w:t>
+      </w:r>
+    </w:p>
+    <w:p>
+      <w:pPr>
+        <w:spacing w:after="60"/>
+        <w:ind w:left="200"/>
+      </w:pPr>
+      <w:r>
+        <w:t xml:space="preserve">Variante 4: Supón que llevaras un tiempo apostando dinero con cierta frecuencia. ¿Qué tan de acuerdo estás en que podrías dejar de hacerlo sin dificultad si lo decidieras?</w:t>
+      </w:r>
+    </w:p>
+    <w:p>
+      <w:pPr>
+        <w:spacing w:after="60"/>
+        <w:ind w:left="200"/>
+      </w:pPr>
+      <w:r>
+        <w:t xml:space="preserve">Variante 5: Llevaras un tiempo apostando dinero con cierta frecuencia. ¿Qué tan de acuerdo estás con que podrías dejar de hacerlo sin dificultad si lo decidieras?</w:t>
       </w:r>
     </w:p>
     <w:p>
@@ -391,7 +409,7 @@
         <w:t xml:space="preserve">Dirección: </w:t>
       </w:r>
       <w:r>
-        <w:t xml:space="preserve">Directo</w:t>
+        <w:t xml:space="preserve">Inverso</w:t>
       </w:r>
     </w:p>
     <w:p>
@@ -406,7 +424,7 @@
         <w:t xml:space="preserve">Respuesta de menor riesgo: </w:t>
       </w:r>
       <w:r>
-        <w:t xml:space="preserve">Totalmente en desacuerdo (valor 0)</w:t>
+        <w:t xml:space="preserve">Totalmente de acuerdo (valor 4)</w:t>
       </w:r>
     </w:p>
     <w:p>
@@ -421,7 +439,7 @@
         <w:t xml:space="preserve">Valor psicométrico (cómo se transforma la respuesta cruda): </w:t>
       </w:r>
       <w:r>
-        <w:t xml:space="preserve">Escala 0-4 según el orden de las opciones listado arriba; reactivo directo, sin inversión.</w:t>
+        <w:t xml:space="preserve">Escala 0-4 según el orden de las opciones listado arriba; reactivo inverso: el valor de reactivo se calcula como 4 menos la respuesta cruda.</w:t>
       </w:r>
     </w:p>
     <w:p>
@@ -436,7 +454,7 @@
         <w:t xml:space="preserve">Reactivos de contraste (par espejo): </w:t>
       </w:r>
       <w:r>
-        <w:t xml:space="preserve">No aplica (las dimensiones Contextuales no tienen par espejo obligatorio, Fase 2 Sección 6).</w:t>
+        <w:t xml:space="preserve">R181 (par espejo 1 de la dimensión)</w:t>
       </w:r>
     </w:p>
     <w:p>
@@ -450,7 +468,7 @@
         <w:spacing w:after="100" w:before="200"/>
       </w:pPr>
       <w:r>
-        <w:t xml:space="preserve">R069 — Uso de recursos de otras necesidades para apostar</w:t>
+        <w:t xml:space="preserve">R183 — Involucramiento pasado — indicador 2 (Persistencia en el juego a pesar de pérdidas económicas relevantes.)</w:t>
       </w:r>
     </w:p>
     <w:p>
@@ -465,6 +483,197 @@
         <w:t xml:space="preserve">Tipo de reactivo: </w:t>
       </w:r>
       <w:r>
+        <w:t xml:space="preserve">3-Involucramiento pasado</w:t>
+      </w:r>
+    </w:p>
+    <w:p>
+      <w:pPr>
+        <w:spacing w:after="90"/>
+      </w:pPr>
+      <w:r>
+        <w:rPr>
+          <w:b/>
+          <w:bCs/>
+        </w:rPr>
+        <w:t xml:space="preserve">Indicador conductual (Fase 1): </w:t>
+      </w:r>
+      <w:r>
+        <w:t xml:space="preserve">Persistencia en el juego a pesar de pérdidas económicas relevantes.</w:t>
+      </w:r>
+    </w:p>
+    <w:p>
+      <w:pPr>
+        <w:spacing w:after="90"/>
+      </w:pPr>
+      <w:r>
+        <w:rPr>
+          <w:b/>
+          <w:bCs/>
+        </w:rPr>
+        <w:t xml:space="preserve">Pregunta completa (variante base): </w:t>
+      </w:r>
+      <w:r>
+        <w:t xml:space="preserve">En tu último año de actividad laboral, ¿cuántas veces seguiste apostando después de haber perdido una cantidad de dinero importante, buscando recuperarla?</w:t>
+      </w:r>
+    </w:p>
+    <w:p>
+      <w:pPr>
+        <w:spacing w:after="60"/>
+      </w:pPr>
+      <w:r>
+        <w:rPr>
+          <w:b/>
+          <w:bCs/>
+        </w:rPr>
+        <w:t xml:space="preserve">Variantes de redacción (se muestra 1 al azar por aplicación):</w:t>
+      </w:r>
+    </w:p>
+    <w:p>
+      <w:pPr>
+        <w:spacing w:after="60"/>
+        <w:ind w:left="200"/>
+      </w:pPr>
+      <w:r>
+        <w:t xml:space="preserve">Variante 1 (base): En tu último año de actividad laboral, ¿cuántas veces seguiste apostando después de haber perdido una cantidad de dinero importante, buscando recuperarla?</w:t>
+      </w:r>
+    </w:p>
+    <w:p>
+      <w:pPr>
+        <w:spacing w:after="60"/>
+        <w:ind w:left="200"/>
+      </w:pPr>
+      <w:r>
+        <w:t xml:space="preserve">Variante 2: Pensando en los últimos 12 meses, ¿cuántas veces seguiste apostando después de haber perdido una cantidad de dinero importante, buscando recuperarla?</w:t>
+      </w:r>
+    </w:p>
+    <w:p>
+      <w:pPr>
+        <w:spacing w:after="60"/>
+        <w:ind w:left="200"/>
+      </w:pPr>
+      <w:r>
+        <w:t xml:space="preserve">Variante 3: ¿Con qué frecuencia, en tu historial reciente, seguiste apostando después de haber perdido una cantidad de dinero importante, buscando recuperarla?</w:t>
+      </w:r>
+    </w:p>
+    <w:p>
+      <w:pPr>
+        <w:spacing w:after="60"/>
+        <w:ind w:left="200"/>
+      </w:pPr>
+      <w:r>
+        <w:t xml:space="preserve">Variante 4: En el último año, ¿cuántas veces te ha ocurrido que seguiste apostando después de haber perdido una cantidad de dinero importante, buscando recuperarla?</w:t>
+      </w:r>
+    </w:p>
+    <w:p>
+      <w:pPr>
+        <w:spacing w:after="60"/>
+        <w:ind w:left="200"/>
+      </w:pPr>
+      <w:r>
+        <w:t xml:space="preserve">Variante 5: Durante el último año, ¿cuántas veces seguiste apostando después de haber perdido una cantidad de dinero importante, buscando recuperarla?</w:t>
+      </w:r>
+    </w:p>
+    <w:p>
+      <w:pPr>
+        <w:spacing w:after="90"/>
+      </w:pPr>
+      <w:r>
+        <w:rPr>
+          <w:b/>
+          <w:bCs/>
+        </w:rPr>
+        <w:t xml:space="preserve">Opciones de respuesta y valor de cada una: </w:t>
+      </w:r>
+      <w:r>
+        <w:t xml:space="preserve">Ninguna vez (0) / Una vez (1) / Pocas veces (2) / Varias veces (3) / Muchas veces o de forma habitual (4)</w:t>
+      </w:r>
+    </w:p>
+    <w:p>
+      <w:pPr>
+        <w:spacing w:after="90"/>
+      </w:pPr>
+      <w:r>
+        <w:rPr>
+          <w:b/>
+          <w:bCs/>
+        </w:rPr>
+        <w:t xml:space="preserve">Dirección: </w:t>
+      </w:r>
+      <w:r>
+        <w:t xml:space="preserve">Directo</w:t>
+      </w:r>
+    </w:p>
+    <w:p>
+      <w:pPr>
+        <w:spacing w:after="90"/>
+      </w:pPr>
+      <w:r>
+        <w:rPr>
+          <w:b/>
+          <w:bCs/>
+        </w:rPr>
+        <w:t xml:space="preserve">Respuesta de menor riesgo: </w:t>
+      </w:r>
+      <w:r>
+        <w:t xml:space="preserve">Ninguna vez (valor 0)</w:t>
+      </w:r>
+    </w:p>
+    <w:p>
+      <w:pPr>
+        <w:spacing w:after="90"/>
+      </w:pPr>
+      <w:r>
+        <w:rPr>
+          <w:b/>
+          <w:bCs/>
+        </w:rPr>
+        <w:t xml:space="preserve">Valor psicométrico (cómo se transforma la respuesta cruda): </w:t>
+      </w:r>
+      <w:r>
+        <w:t xml:space="preserve">Escala 0-4 según el orden de las opciones listado arriba; reactivo directo, sin inversión.</w:t>
+      </w:r>
+    </w:p>
+    <w:p>
+      <w:pPr>
+        <w:spacing w:after="90"/>
+      </w:pPr>
+      <w:r>
+        <w:rPr>
+          <w:b/>
+          <w:bCs/>
+        </w:rPr>
+        <w:t xml:space="preserve">Reactivos de contraste (par espejo): </w:t>
+      </w:r>
+      <w:r>
+        <w:t xml:space="preserve">R184 (par espejo 2 de la dimensión)</w:t>
+      </w:r>
+    </w:p>
+    <w:p>
+      <w:pPr>
+        <w:spacing w:after="100"/>
+      </w:pPr>
+    </w:p>
+    <w:p>
+      <w:pPr>
+        <w:pStyle w:val="Heading3"/>
+        <w:spacing w:after="100" w:before="200"/>
+      </w:pPr>
+      <w:r>
+        <w:t xml:space="preserve">R184 — Escenario/dilema — indicador 2 (Persistencia en el juego a pesar de pérdidas económicas relevantes.)</w:t>
+      </w:r>
+    </w:p>
+    <w:p>
+      <w:pPr>
+        <w:spacing w:after="90"/>
+      </w:pPr>
+      <w:r>
+        <w:rPr>
+          <w:b/>
+          <w:bCs/>
+        </w:rPr>
+        <w:t xml:space="preserve">Tipo de reactivo: </w:t>
+      </w:r>
+      <w:r>
         <w:t xml:space="preserve">4-Escenario/dilema</w:t>
       </w:r>
     </w:p>
@@ -480,6 +689,197 @@
         <w:t xml:space="preserve">Indicador conductual (Fase 1): </w:t>
       </w:r>
       <w:r>
+        <w:t xml:space="preserve">Persistencia en el juego a pesar de pérdidas económicas relevantes.</w:t>
+      </w:r>
+    </w:p>
+    <w:p>
+      <w:pPr>
+        <w:spacing w:after="90"/>
+      </w:pPr>
+      <w:r>
+        <w:rPr>
+          <w:b/>
+          <w:bCs/>
+        </w:rPr>
+        <w:t xml:space="preserve">Pregunta completa (variante base): </w:t>
+      </w:r>
+      <w:r>
+        <w:t xml:space="preserve">Imagina que llevas perdido dinero apostando y tienes la oportunidad de seguir intentando. ¿Qué tan probable es que sigas apostando para intentar recuperar lo perdido?</w:t>
+      </w:r>
+    </w:p>
+    <w:p>
+      <w:pPr>
+        <w:spacing w:after="60"/>
+      </w:pPr>
+      <w:r>
+        <w:rPr>
+          <w:b/>
+          <w:bCs/>
+        </w:rPr>
+        <w:t xml:space="preserve">Variantes de redacción (se muestra 1 al azar por aplicación):</w:t>
+      </w:r>
+    </w:p>
+    <w:p>
+      <w:pPr>
+        <w:spacing w:after="60"/>
+        <w:ind w:left="200"/>
+      </w:pPr>
+      <w:r>
+        <w:t xml:space="preserve">Variante 1 (base): Imagina que llevas perdido dinero apostando y tienes la oportunidad de seguir intentando. ¿Qué tan probable es que sigas apostando para intentar recuperar lo perdido?</w:t>
+      </w:r>
+    </w:p>
+    <w:p>
+      <w:pPr>
+        <w:spacing w:after="60"/>
+        <w:ind w:left="200"/>
+      </w:pPr>
+      <w:r>
+        <w:t xml:space="preserve">Variante 2: Supón que llevas perdido dinero apostando y tienes la oportunidad de seguir intentando. ¿Qué tan probable es que sigas apostando para intentar recuperar lo perdido?</w:t>
+      </w:r>
+    </w:p>
+    <w:p>
+      <w:pPr>
+        <w:spacing w:after="60"/>
+        <w:ind w:left="200"/>
+      </w:pPr>
+      <w:r>
+        <w:t xml:space="preserve">Variante 3: Piensa en la siguiente situación: llevas perdido dinero apostando y tienes la oportunidad de seguir intentando. ¿Qué tan probable es que sigas apostando para intentar recuperar lo perdido?</w:t>
+      </w:r>
+    </w:p>
+    <w:p>
+      <w:pPr>
+        <w:spacing w:after="60"/>
+        <w:ind w:left="200"/>
+      </w:pPr>
+      <w:r>
+        <w:t xml:space="preserve">Variante 4: Si te encontraras en esta situación: llevas perdido dinero apostando y tienes la oportunidad de seguir intentando, ¿qué tan probable es que sigas apostando para intentar recuperar lo perdido?</w:t>
+      </w:r>
+    </w:p>
+    <w:p>
+      <w:pPr>
+        <w:spacing w:after="60"/>
+        <w:ind w:left="200"/>
+      </w:pPr>
+      <w:r>
+        <w:t xml:space="preserve">Variante 5: Llevas perdido dinero apostando y tienes la oportunidad de seguir intentando. ¿Qué tan probable dirías que es que sigas apostando para intentar recuperar lo perdido?</w:t>
+      </w:r>
+    </w:p>
+    <w:p>
+      <w:pPr>
+        <w:spacing w:after="90"/>
+      </w:pPr>
+      <w:r>
+        <w:rPr>
+          <w:b/>
+          <w:bCs/>
+        </w:rPr>
+        <w:t xml:space="preserve">Opciones de respuesta y valor de cada una: </w:t>
+      </w:r>
+      <w:r>
+        <w:t xml:space="preserve">Nada probable (0) / Poco probable (1) / Algo probable (2) / Muy probable (3)</w:t>
+      </w:r>
+    </w:p>
+    <w:p>
+      <w:pPr>
+        <w:spacing w:after="90"/>
+      </w:pPr>
+      <w:r>
+        <w:rPr>
+          <w:b/>
+          <w:bCs/>
+        </w:rPr>
+        <w:t xml:space="preserve">Dirección: </w:t>
+      </w:r>
+      <w:r>
+        <w:t xml:space="preserve">Directo</w:t>
+      </w:r>
+    </w:p>
+    <w:p>
+      <w:pPr>
+        <w:spacing w:after="90"/>
+      </w:pPr>
+      <w:r>
+        <w:rPr>
+          <w:b/>
+          <w:bCs/>
+        </w:rPr>
+        <w:t xml:space="preserve">Respuesta de menor riesgo: </w:t>
+      </w:r>
+      <w:r>
+        <w:t xml:space="preserve">Nada probable (valor 0)</w:t>
+      </w:r>
+    </w:p>
+    <w:p>
+      <w:pPr>
+        <w:spacing w:after="90"/>
+      </w:pPr>
+      <w:r>
+        <w:rPr>
+          <w:b/>
+          <w:bCs/>
+        </w:rPr>
+        <w:t xml:space="preserve">Valor psicométrico (cómo se transforma la respuesta cruda): </w:t>
+      </w:r>
+      <w:r>
+        <w:t xml:space="preserve">Escala 0-3 según el orden de las opciones listado arriba; reactivo directo, sin inversión.</w:t>
+      </w:r>
+    </w:p>
+    <w:p>
+      <w:pPr>
+        <w:spacing w:after="90"/>
+      </w:pPr>
+      <w:r>
+        <w:rPr>
+          <w:b/>
+          <w:bCs/>
+        </w:rPr>
+        <w:t xml:space="preserve">Reactivos de contraste (par espejo): </w:t>
+      </w:r>
+      <w:r>
+        <w:t xml:space="preserve">R183 (par espejo 2 de la dimensión)</w:t>
+      </w:r>
+    </w:p>
+    <w:p>
+      <w:pPr>
+        <w:spacing w:after="100"/>
+      </w:pPr>
+    </w:p>
+    <w:p>
+      <w:pPr>
+        <w:pStyle w:val="Heading3"/>
+        <w:spacing w:after="100" w:before="200"/>
+      </w:pPr>
+      <w:r>
+        <w:t xml:space="preserve">R185 — Percepción de terceros — indicador 3 (Uso de recursos destinados a otras necesidades para financiar la condu…)</w:t>
+      </w:r>
+    </w:p>
+    <w:p>
+      <w:pPr>
+        <w:spacing w:after="90"/>
+      </w:pPr>
+      <w:r>
+        <w:rPr>
+          <w:b/>
+          <w:bCs/>
+        </w:rPr>
+        <w:t xml:space="preserve">Tipo de reactivo: </w:t>
+      </w:r>
+      <w:r>
+        <w:t xml:space="preserve">2-Percepción de terceros</w:t>
+      </w:r>
+    </w:p>
+    <w:p>
+      <w:pPr>
+        <w:spacing w:after="90"/>
+      </w:pPr>
+      <w:r>
+        <w:rPr>
+          <w:b/>
+          <w:bCs/>
+        </w:rPr>
+        <w:t xml:space="preserve">Indicador conductual (Fase 1): </w:t>
+      </w:r>
+      <w:r>
         <w:t xml:space="preserve">Uso de recursos destinados a otras necesidades para financiar la conducta de juego.</w:t>
       </w:r>
     </w:p>
@@ -495,7 +895,7 @@
         <w:t xml:space="preserve">Pregunta completa (variante base): </w:t>
       </w:r>
       <w:r>
-        <w:t xml:space="preserve">Imagina que tienes dinero apartado para un gasto necesario (renta, servicios, alimentación) y una oportunidad de apostar que te parece prometedora. ¿Qué tan probable es que uses parte de ese dinero para apostar?</w:t>
+        <w:t xml:space="preserve">En tu experiencia, ¿qué tan frecuente dirías que es que las personas de tu entorno usen dinero destinado a otras necesidades (renta, alimentación) para apostar?</w:t>
       </w:r>
     </w:p>
     <w:p>
@@ -516,34 +916,43 @@
         <w:ind w:left="200"/>
       </w:pPr>
       <w:r>
-        <w:t xml:space="preserve">Variante 1 (base): Imagina que tienes dinero apartado para un gasto necesario (renta, servicios, alimentación) y una oportunidad de apostar que te parece prometedora. ¿Qué tan probable es que uses parte de ese dinero para apostar?</w:t>
-      </w:r>
-    </w:p>
-    <w:p>
-      <w:pPr>
-        <w:spacing w:after="60"/>
-        <w:ind w:left="200"/>
-      </w:pPr>
-      <w:r>
-        <w:t xml:space="preserve">Variante 2: Imagina que llevas una racha de suerte apostando en línea. ¿Qué tan probable es que sigas apostando más de lo que tenías planeado originalmente?</w:t>
-      </w:r>
-    </w:p>
-    <w:p>
-      <w:pPr>
-        <w:spacing w:after="60"/>
-        <w:ind w:left="200"/>
-      </w:pPr>
-      <w:r>
-        <w:t xml:space="preserve">Variante 3: Imagina que acabas de perder una apuesta deportiva importante. ¿Qué tan probable es que hagas otra apuesta enseguida para intentar recuperar lo perdido?</w:t>
-      </w:r>
-    </w:p>
-    <w:p>
-      <w:pPr>
-        <w:spacing w:after="60"/>
-        <w:ind w:left="200"/>
-      </w:pPr>
-      <w:r>
-        <w:t xml:space="preserve">Variante 4: Imagina que tienes dinero apartado para un gasto necesario y una oportunidad de jugar cartas o tragamonedas que te parece muy prometedora. ¿Qué tan probable es que uses ese dinero para jugar?</w:t>
+        <w:t xml:space="preserve">Variante 1 (base): En tu experiencia, ¿qué tan frecuente dirías que es que las personas de tu entorno usen dinero destinado a otras necesidades (renta, alimentación) para apostar?</w:t>
+      </w:r>
+    </w:p>
+    <w:p>
+      <w:pPr>
+        <w:spacing w:after="60"/>
+        <w:ind w:left="200"/>
+      </w:pPr>
+      <w:r>
+        <w:t xml:space="preserve">Variante 2: Pensando en las personas de tu entorno laboral, ¿con qué frecuencia dirías que ocurre que las personas de tu entorno usen dinero destinado a otras necesidades (renta, alimentación) para apostar?</w:t>
+      </w:r>
+    </w:p>
+    <w:p>
+      <w:pPr>
+        <w:spacing w:after="60"/>
+        <w:ind w:left="200"/>
+      </w:pPr>
+      <w:r>
+        <w:t xml:space="preserve">Variante 3: ¿Qué tan seguido dirías que observas que las personas de tu entorno usen dinero destinado a otras necesidades (renta, alimentación) para apostar?</w:t>
+      </w:r>
+    </w:p>
+    <w:p>
+      <w:pPr>
+        <w:spacing w:after="60"/>
+        <w:ind w:left="200"/>
+      </w:pPr>
+      <w:r>
+        <w:t xml:space="preserve">Variante 4: Según lo que has visto, ¿qué tan común dirías que es que las personas de tu entorno usen dinero destinado a otras necesidades (renta, alimentación) para apostar?</w:t>
+      </w:r>
+    </w:p>
+    <w:p>
+      <w:pPr>
+        <w:spacing w:after="60"/>
+        <w:ind w:left="200"/>
+      </w:pPr>
+      <w:r>
+        <w:t xml:space="preserve">Variante 5: En tu entorno, ¿qué tan frecuentemente dirías que sucede que las personas de tu entorno usen dinero destinado a otras necesidades (renta, alimentación) para apostar?</w:t>
       </w:r>
     </w:p>
     <w:p>
@@ -558,6 +967,770 @@
         <w:t xml:space="preserve">Opciones de respuesta y valor de cada una: </w:t>
       </w:r>
       <w:r>
+        <w:t xml:space="preserve">Nunca o muy raro (0) / Ocasionalmente (1) / Con cierta frecuencia (2) / Muy frecuentemente (3)</w:t>
+      </w:r>
+    </w:p>
+    <w:p>
+      <w:pPr>
+        <w:spacing w:after="90"/>
+      </w:pPr>
+      <w:r>
+        <w:rPr>
+          <w:b/>
+          <w:bCs/>
+        </w:rPr>
+        <w:t xml:space="preserve">Dirección: </w:t>
+      </w:r>
+      <w:r>
+        <w:t xml:space="preserve">Directo</w:t>
+      </w:r>
+    </w:p>
+    <w:p>
+      <w:pPr>
+        <w:spacing w:after="90"/>
+      </w:pPr>
+      <w:r>
+        <w:rPr>
+          <w:b/>
+          <w:bCs/>
+        </w:rPr>
+        <w:t xml:space="preserve">Respuesta de menor riesgo: </w:t>
+      </w:r>
+      <w:r>
+        <w:t xml:space="preserve">Nunca o muy raro (valor 0)</w:t>
+      </w:r>
+    </w:p>
+    <w:p>
+      <w:pPr>
+        <w:spacing w:after="90"/>
+      </w:pPr>
+      <w:r>
+        <w:rPr>
+          <w:b/>
+          <w:bCs/>
+        </w:rPr>
+        <w:t xml:space="preserve">Valor psicométrico (cómo se transforma la respuesta cruda): </w:t>
+      </w:r>
+      <w:r>
+        <w:t xml:space="preserve">Escala 0-3 según el orden de las opciones listado arriba; reactivo directo, sin inversión.</w:t>
+      </w:r>
+    </w:p>
+    <w:p>
+      <w:pPr>
+        <w:spacing w:after="90"/>
+      </w:pPr>
+      <w:r>
+        <w:rPr>
+          <w:b/>
+          <w:bCs/>
+        </w:rPr>
+        <w:t xml:space="preserve">Reactivos de contraste (par espejo): </w:t>
+      </w:r>
+      <w:r>
+        <w:t xml:space="preserve">R186 (par espejo 3 de la dimensión)</w:t>
+      </w:r>
+    </w:p>
+    <w:p>
+      <w:pPr>
+        <w:spacing w:after="100"/>
+      </w:pPr>
+    </w:p>
+    <w:p>
+      <w:pPr>
+        <w:pStyle w:val="Heading3"/>
+        <w:spacing w:after="100" w:before="200"/>
+      </w:pPr>
+      <w:r>
+        <w:t xml:space="preserve">R186 — Opinión/Actitud — indicador 3 (Uso de recursos destinados a otras necesidades para financiar la condu…)</w:t>
+      </w:r>
+    </w:p>
+    <w:p>
+      <w:pPr>
+        <w:spacing w:after="90"/>
+      </w:pPr>
+      <w:r>
+        <w:rPr>
+          <w:b/>
+          <w:bCs/>
+        </w:rPr>
+        <w:t xml:space="preserve">Tipo de reactivo: </w:t>
+      </w:r>
+      <w:r>
+        <w:t xml:space="preserve">1-Opinión/Actitud</w:t>
+      </w:r>
+    </w:p>
+    <w:p>
+      <w:pPr>
+        <w:spacing w:after="90"/>
+      </w:pPr>
+      <w:r>
+        <w:rPr>
+          <w:b/>
+          <w:bCs/>
+        </w:rPr>
+        <w:t xml:space="preserve">Indicador conductual (Fase 1): </w:t>
+      </w:r>
+      <w:r>
+        <w:t xml:space="preserve">Uso de recursos destinados a otras necesidades para financiar la conducta de juego.</w:t>
+      </w:r>
+    </w:p>
+    <w:p>
+      <w:pPr>
+        <w:spacing w:after="90"/>
+      </w:pPr>
+      <w:r>
+        <w:rPr>
+          <w:b/>
+          <w:bCs/>
+        </w:rPr>
+        <w:t xml:space="preserve">Pregunta completa (variante base): </w:t>
+      </w:r>
+      <w:r>
+        <w:t xml:space="preserve">¿Qué tan de acuerdo estás con la siguiente idea: "Usar parte del dinero destinado a otros gastos para aprovechar una buena oportunidad de apuesta no es tan grave si se hace ocasionalmente"?</w:t>
+      </w:r>
+    </w:p>
+    <w:p>
+      <w:pPr>
+        <w:spacing w:after="60"/>
+      </w:pPr>
+      <w:r>
+        <w:rPr>
+          <w:b/>
+          <w:bCs/>
+        </w:rPr>
+        <w:t xml:space="preserve">Variantes de redacción (se muestra 1 al azar por aplicación):</w:t>
+      </w:r>
+    </w:p>
+    <w:p>
+      <w:pPr>
+        <w:spacing w:after="60"/>
+        <w:ind w:left="200"/>
+      </w:pPr>
+      <w:r>
+        <w:t xml:space="preserve">Variante 1 (base): ¿Qué tan de acuerdo estás con la siguiente idea: "Usar parte del dinero destinado a otros gastos para aprovechar una buena oportunidad de apuesta no es tan grave si se hace ocasionalmente"?</w:t>
+      </w:r>
+    </w:p>
+    <w:p>
+      <w:pPr>
+        <w:spacing w:after="60"/>
+        <w:ind w:left="200"/>
+      </w:pPr>
+      <w:r>
+        <w:t xml:space="preserve">Variante 2: En términos generales, ¿qué tan de acuerdo o en desacuerdo estás con esta afirmación: "Usar parte del dinero destinado a otros gastos para aprovechar una buena oportunidad de apuesta no es tan grave si se hace ocasionalmente"?</w:t>
+      </w:r>
+    </w:p>
+    <w:p>
+      <w:pPr>
+        <w:spacing w:after="60"/>
+        <w:ind w:left="200"/>
+      </w:pPr>
+      <w:r>
+        <w:t xml:space="preserve">Variante 3: Lee la siguiente frase e indica tu nivel de acuerdo: "Usar parte del dinero destinado a otros gastos para aprovechar una buena oportunidad de apuesta no es tan grave si se hace ocasionalmente".</w:t>
+      </w:r>
+    </w:p>
+    <w:p>
+      <w:pPr>
+        <w:spacing w:after="60"/>
+        <w:ind w:left="200"/>
+      </w:pPr>
+      <w:r>
+        <w:t xml:space="preserve">Variante 4: ¿Hasta qué punto compartes esta forma de pensar: "Usar parte del dinero destinado a otros gastos para aprovechar una buena oportunidad de apuesta no es tan grave si se hace ocasionalmente"?</w:t>
+      </w:r>
+    </w:p>
+    <w:p>
+      <w:pPr>
+        <w:spacing w:after="60"/>
+        <w:ind w:left="200"/>
+      </w:pPr>
+      <w:r>
+        <w:t xml:space="preserve">Variante 5: Marca qué tan de acuerdo estás con la siguiente idea: "Usar parte del dinero destinado a otros gastos para aprovechar una buena oportunidad de apuesta no es tan grave si se hace ocasionalmente".</w:t>
+      </w:r>
+    </w:p>
+    <w:p>
+      <w:pPr>
+        <w:spacing w:after="90"/>
+      </w:pPr>
+      <w:r>
+        <w:rPr>
+          <w:b/>
+          <w:bCs/>
+        </w:rPr>
+        <w:t xml:space="preserve">Opciones de respuesta y valor de cada una: </w:t>
+      </w:r>
+      <w:r>
+        <w:t xml:space="preserve">Totalmente en desacuerdo (0) / En desacuerdo (1) / Algo de acuerdo (2) / De acuerdo (3) / Totalmente de acuerdo (4)</w:t>
+      </w:r>
+    </w:p>
+    <w:p>
+      <w:pPr>
+        <w:spacing w:after="90"/>
+      </w:pPr>
+      <w:r>
+        <w:rPr>
+          <w:b/>
+          <w:bCs/>
+        </w:rPr>
+        <w:t xml:space="preserve">Dirección: </w:t>
+      </w:r>
+      <w:r>
+        <w:t xml:space="preserve">Directo</w:t>
+      </w:r>
+    </w:p>
+    <w:p>
+      <w:pPr>
+        <w:spacing w:after="90"/>
+      </w:pPr>
+      <w:r>
+        <w:rPr>
+          <w:b/>
+          <w:bCs/>
+        </w:rPr>
+        <w:t xml:space="preserve">Respuesta de menor riesgo: </w:t>
+      </w:r>
+      <w:r>
+        <w:t xml:space="preserve">Totalmente en desacuerdo (valor 0)</w:t>
+      </w:r>
+    </w:p>
+    <w:p>
+      <w:pPr>
+        <w:spacing w:after="90"/>
+      </w:pPr>
+      <w:r>
+        <w:rPr>
+          <w:b/>
+          <w:bCs/>
+        </w:rPr>
+        <w:t xml:space="preserve">Valor psicométrico (cómo se transforma la respuesta cruda): </w:t>
+      </w:r>
+      <w:r>
+        <w:t xml:space="preserve">Escala 0-4 según el orden de las opciones listado arriba; reactivo directo, sin inversión.</w:t>
+      </w:r>
+    </w:p>
+    <w:p>
+      <w:pPr>
+        <w:spacing w:after="90"/>
+      </w:pPr>
+      <w:r>
+        <w:rPr>
+          <w:b/>
+          <w:bCs/>
+        </w:rPr>
+        <w:t xml:space="preserve">Reactivos de contraste (par espejo): </w:t>
+      </w:r>
+      <w:r>
+        <w:t xml:space="preserve">R185 (par espejo 3 de la dimensión)</w:t>
+      </w:r>
+    </w:p>
+    <w:p>
+      <w:pPr>
+        <w:spacing w:after="100"/>
+      </w:pPr>
+    </w:p>
+    <w:p>
+      <w:pPr>
+        <w:pStyle w:val="Heading3"/>
+        <w:spacing w:after="100" w:before="200"/>
+      </w:pPr>
+      <w:r>
+        <w:t xml:space="preserve">R187 — Involucramiento pasado — indicador 4 (Dificultad declarada para detener o controlar la conducta de apuesta.)</w:t>
+      </w:r>
+    </w:p>
+    <w:p>
+      <w:pPr>
+        <w:spacing w:after="90"/>
+      </w:pPr>
+      <w:r>
+        <w:rPr>
+          <w:b/>
+          <w:bCs/>
+        </w:rPr>
+        <w:t xml:space="preserve">Tipo de reactivo: </w:t>
+      </w:r>
+      <w:r>
+        <w:t xml:space="preserve">3-Involucramiento pasado</w:t>
+      </w:r>
+    </w:p>
+    <w:p>
+      <w:pPr>
+        <w:spacing w:after="90"/>
+      </w:pPr>
+      <w:r>
+        <w:rPr>
+          <w:b/>
+          <w:bCs/>
+        </w:rPr>
+        <w:t xml:space="preserve">Indicador conductual (Fase 1): </w:t>
+      </w:r>
+      <w:r>
+        <w:t xml:space="preserve">Dificultad declarada para detener o controlar la conducta de apuesta.</w:t>
+      </w:r>
+    </w:p>
+    <w:p>
+      <w:pPr>
+        <w:spacing w:after="90"/>
+      </w:pPr>
+      <w:r>
+        <w:rPr>
+          <w:b/>
+          <w:bCs/>
+        </w:rPr>
+        <w:t xml:space="preserve">Pregunta completa (variante base): </w:t>
+      </w:r>
+      <w:r>
+        <w:t xml:space="preserve">En tu último año de actividad laboral, ¿cuántas veces intentaste reducir o detener tu conducta de apuesta y te costó más trabajo del que esperabas?</w:t>
+      </w:r>
+    </w:p>
+    <w:p>
+      <w:pPr>
+        <w:spacing w:after="60"/>
+      </w:pPr>
+      <w:r>
+        <w:rPr>
+          <w:b/>
+          <w:bCs/>
+        </w:rPr>
+        <w:t xml:space="preserve">Variantes de redacción (se muestra 1 al azar por aplicación):</w:t>
+      </w:r>
+    </w:p>
+    <w:p>
+      <w:pPr>
+        <w:spacing w:after="60"/>
+        <w:ind w:left="200"/>
+      </w:pPr>
+      <w:r>
+        <w:t xml:space="preserve">Variante 1 (base): En tu último año de actividad laboral, ¿cuántas veces intentaste reducir o detener tu conducta de apuesta y te costó más trabajo del que esperabas?</w:t>
+      </w:r>
+    </w:p>
+    <w:p>
+      <w:pPr>
+        <w:spacing w:after="60"/>
+        <w:ind w:left="200"/>
+      </w:pPr>
+      <w:r>
+        <w:t xml:space="preserve">Variante 2: Pensando en los últimos 12 meses, ¿cuántas veces intentaste reducir o detener tu conducta de apuesta y te costó más trabajo del que esperabas?</w:t>
+      </w:r>
+    </w:p>
+    <w:p>
+      <w:pPr>
+        <w:spacing w:after="60"/>
+        <w:ind w:left="200"/>
+      </w:pPr>
+      <w:r>
+        <w:t xml:space="preserve">Variante 3: ¿Con qué frecuencia, en tu historial reciente, intentaste reducir o detener tu conducta de apuesta y te costó más trabajo del que esperabas?</w:t>
+      </w:r>
+    </w:p>
+    <w:p>
+      <w:pPr>
+        <w:spacing w:after="60"/>
+        <w:ind w:left="200"/>
+      </w:pPr>
+      <w:r>
+        <w:t xml:space="preserve">Variante 4: En el último año, ¿cuántas veces te ha ocurrido que intentaste reducir o detener tu conducta de apuesta y te costó más trabajo del que esperabas?</w:t>
+      </w:r>
+    </w:p>
+    <w:p>
+      <w:pPr>
+        <w:spacing w:after="60"/>
+        <w:ind w:left="200"/>
+      </w:pPr>
+      <w:r>
+        <w:t xml:space="preserve">Variante 5: Durante el último año, ¿cuántas veces intentaste reducir o detener tu conducta de apuesta y te costó más trabajo del que esperabas?</w:t>
+      </w:r>
+    </w:p>
+    <w:p>
+      <w:pPr>
+        <w:spacing w:after="90"/>
+      </w:pPr>
+      <w:r>
+        <w:rPr>
+          <w:b/>
+          <w:bCs/>
+        </w:rPr>
+        <w:t xml:space="preserve">Opciones de respuesta y valor de cada una: </w:t>
+      </w:r>
+      <w:r>
+        <w:t xml:space="preserve">Ninguna vez (0) / Una vez (1) / Pocas veces (2) / Varias veces (3) / Muchas veces o de forma habitual (4)</w:t>
+      </w:r>
+    </w:p>
+    <w:p>
+      <w:pPr>
+        <w:spacing w:after="90"/>
+      </w:pPr>
+      <w:r>
+        <w:rPr>
+          <w:b/>
+          <w:bCs/>
+        </w:rPr>
+        <w:t xml:space="preserve">Dirección: </w:t>
+      </w:r>
+      <w:r>
+        <w:t xml:space="preserve">Directo</w:t>
+      </w:r>
+    </w:p>
+    <w:p>
+      <w:pPr>
+        <w:spacing w:after="90"/>
+      </w:pPr>
+      <w:r>
+        <w:rPr>
+          <w:b/>
+          <w:bCs/>
+        </w:rPr>
+        <w:t xml:space="preserve">Respuesta de menor riesgo: </w:t>
+      </w:r>
+      <w:r>
+        <w:t xml:space="preserve">Ninguna vez (valor 0)</w:t>
+      </w:r>
+    </w:p>
+    <w:p>
+      <w:pPr>
+        <w:spacing w:after="90"/>
+      </w:pPr>
+      <w:r>
+        <w:rPr>
+          <w:b/>
+          <w:bCs/>
+        </w:rPr>
+        <w:t xml:space="preserve">Valor psicométrico (cómo se transforma la respuesta cruda): </w:t>
+      </w:r>
+      <w:r>
+        <w:t xml:space="preserve">Escala 0-4 según el orden de las opciones listado arriba; reactivo directo, sin inversión.</w:t>
+      </w:r>
+    </w:p>
+    <w:p>
+      <w:pPr>
+        <w:spacing w:after="90"/>
+      </w:pPr>
+      <w:r>
+        <w:rPr>
+          <w:b/>
+          <w:bCs/>
+        </w:rPr>
+        <w:t xml:space="preserve">Reactivos de contraste (par espejo): </w:t>
+      </w:r>
+      <w:r>
+        <w:t xml:space="preserve">R188 (par espejo 4 de la dimensión)</w:t>
+      </w:r>
+    </w:p>
+    <w:p>
+      <w:pPr>
+        <w:spacing w:after="100"/>
+      </w:pPr>
+    </w:p>
+    <w:p>
+      <w:pPr>
+        <w:pStyle w:val="Heading3"/>
+        <w:spacing w:after="100" w:before="200"/>
+      </w:pPr>
+      <w:r>
+        <w:t xml:space="preserve">R188 — Intención futura — indicador 4 (Dificultad declarada para detener o controlar la conducta de apuesta.)</w:t>
+      </w:r>
+    </w:p>
+    <w:p>
+      <w:pPr>
+        <w:spacing w:after="90"/>
+      </w:pPr>
+      <w:r>
+        <w:rPr>
+          <w:b/>
+          <w:bCs/>
+        </w:rPr>
+        <w:t xml:space="preserve">Tipo de reactivo: </w:t>
+      </w:r>
+      <w:r>
+        <w:t xml:space="preserve">6-Intención futura</w:t>
+      </w:r>
+    </w:p>
+    <w:p>
+      <w:pPr>
+        <w:spacing w:after="90"/>
+      </w:pPr>
+      <w:r>
+        <w:rPr>
+          <w:b/>
+          <w:bCs/>
+        </w:rPr>
+        <w:t xml:space="preserve">Indicador conductual (Fase 1): </w:t>
+      </w:r>
+      <w:r>
+        <w:t xml:space="preserve">Dificultad declarada para detener o controlar la conducta de apuesta.</w:t>
+      </w:r>
+    </w:p>
+    <w:p>
+      <w:pPr>
+        <w:spacing w:after="90"/>
+      </w:pPr>
+      <w:r>
+        <w:rPr>
+          <w:b/>
+          <w:bCs/>
+        </w:rPr>
+        <w:t xml:space="preserve">Pregunta completa (variante base): </w:t>
+      </w:r>
+      <w:r>
+        <w:t xml:space="preserve">Si decidieras dejar de apostar por completo, ¿qué tan de acuerdo estás con que podrías cumplir esa decisión sin mayor dificultad?</w:t>
+      </w:r>
+    </w:p>
+    <w:p>
+      <w:pPr>
+        <w:spacing w:after="60"/>
+      </w:pPr>
+      <w:r>
+        <w:rPr>
+          <w:b/>
+          <w:bCs/>
+        </w:rPr>
+        <w:t xml:space="preserve">Variantes de redacción (se muestra 1 al azar por aplicación):</w:t>
+      </w:r>
+    </w:p>
+    <w:p>
+      <w:pPr>
+        <w:spacing w:after="60"/>
+        <w:ind w:left="200"/>
+      </w:pPr>
+      <w:r>
+        <w:t xml:space="preserve">Variante 1 (base): Si decidieras dejar de apostar por completo, ¿qué tan de acuerdo estás con que podrías cumplir esa decisión sin mayor dificultad?</w:t>
+      </w:r>
+    </w:p>
+    <w:p>
+      <w:pPr>
+        <w:spacing w:after="60"/>
+        <w:ind w:left="200"/>
+      </w:pPr>
+      <w:r>
+        <w:t xml:space="preserve">Variante 2: Imagina que decidieras dejar de apostar por completo. ¿Qué tan de acuerdo estás con que podrías cumplir esa decisión sin mayor dificultad?</w:t>
+      </w:r>
+    </w:p>
+    <w:p>
+      <w:pPr>
+        <w:spacing w:after="60"/>
+        <w:ind w:left="200"/>
+      </w:pPr>
+      <w:r>
+        <w:t xml:space="preserve">Variante 3: Ante esta situación: decidieras dejar de apostar por completo, ¿qué tan de acuerdo estás con que podrías cumplir esa decisión sin mayor dificultad?</w:t>
+      </w:r>
+    </w:p>
+    <w:p>
+      <w:pPr>
+        <w:spacing w:after="60"/>
+        <w:ind w:left="200"/>
+      </w:pPr>
+      <w:r>
+        <w:t xml:space="preserve">Variante 4: Supón que decidieras dejar de apostar por completo. ¿Qué tan de acuerdo estás en que podrías cumplir esa decisión sin mayor dificultad?</w:t>
+      </w:r>
+    </w:p>
+    <w:p>
+      <w:pPr>
+        <w:spacing w:after="60"/>
+        <w:ind w:left="200"/>
+      </w:pPr>
+      <w:r>
+        <w:t xml:space="preserve">Variante 5: Decidieras dejar de apostar por completo. ¿Qué tan de acuerdo estás con que podrías cumplir esa decisión sin mayor dificultad?</w:t>
+      </w:r>
+    </w:p>
+    <w:p>
+      <w:pPr>
+        <w:spacing w:after="90"/>
+      </w:pPr>
+      <w:r>
+        <w:rPr>
+          <w:b/>
+          <w:bCs/>
+        </w:rPr>
+        <w:t xml:space="preserve">Opciones de respuesta y valor de cada una: </w:t>
+      </w:r>
+      <w:r>
+        <w:t xml:space="preserve">Totalmente en desacuerdo (0) / En desacuerdo (1) / Algo de acuerdo (2) / De acuerdo (3) / Totalmente de acuerdo (4)</w:t>
+      </w:r>
+    </w:p>
+    <w:p>
+      <w:pPr>
+        <w:spacing w:after="90"/>
+      </w:pPr>
+      <w:r>
+        <w:rPr>
+          <w:b/>
+          <w:bCs/>
+        </w:rPr>
+        <w:t xml:space="preserve">Dirección: </w:t>
+      </w:r>
+      <w:r>
+        <w:t xml:space="preserve">Inverso</w:t>
+      </w:r>
+    </w:p>
+    <w:p>
+      <w:pPr>
+        <w:spacing w:after="90"/>
+      </w:pPr>
+      <w:r>
+        <w:rPr>
+          <w:b/>
+          <w:bCs/>
+        </w:rPr>
+        <w:t xml:space="preserve">Respuesta de menor riesgo: </w:t>
+      </w:r>
+      <w:r>
+        <w:t xml:space="preserve">Totalmente de acuerdo (valor 4)</w:t>
+      </w:r>
+    </w:p>
+    <w:p>
+      <w:pPr>
+        <w:spacing w:after="90"/>
+      </w:pPr>
+      <w:r>
+        <w:rPr>
+          <w:b/>
+          <w:bCs/>
+        </w:rPr>
+        <w:t xml:space="preserve">Valor psicométrico (cómo se transforma la respuesta cruda): </w:t>
+      </w:r>
+      <w:r>
+        <w:t xml:space="preserve">Escala 0-4 según el orden de las opciones listado arriba; reactivo inverso: el valor de reactivo se calcula como 4 menos la respuesta cruda.</w:t>
+      </w:r>
+    </w:p>
+    <w:p>
+      <w:pPr>
+        <w:spacing w:after="90"/>
+      </w:pPr>
+      <w:r>
+        <w:rPr>
+          <w:b/>
+          <w:bCs/>
+        </w:rPr>
+        <w:t xml:space="preserve">Reactivos de contraste (par espejo): </w:t>
+      </w:r>
+      <w:r>
+        <w:t xml:space="preserve">R187 (par espejo 4 de la dimensión)</w:t>
+      </w:r>
+    </w:p>
+    <w:p>
+      <w:pPr>
+        <w:spacing w:after="100"/>
+      </w:pPr>
+    </w:p>
+    <w:p>
+      <w:pPr>
+        <w:pStyle w:val="Heading3"/>
+        <w:spacing w:after="100" w:before="200"/>
+      </w:pPr>
+      <w:r>
+        <w:t xml:space="preserve">R189 — Escenario/dilema — indicador 1 (Frecuencia e intensidad declarada de apuestas de dinero en cualquier m…)</w:t>
+      </w:r>
+    </w:p>
+    <w:p>
+      <w:pPr>
+        <w:spacing w:after="90"/>
+      </w:pPr>
+      <w:r>
+        <w:rPr>
+          <w:b/>
+          <w:bCs/>
+        </w:rPr>
+        <w:t xml:space="preserve">Tipo de reactivo: </w:t>
+      </w:r>
+      <w:r>
+        <w:t xml:space="preserve">4-Escenario/dilema</w:t>
+      </w:r>
+    </w:p>
+    <w:p>
+      <w:pPr>
+        <w:spacing w:after="90"/>
+      </w:pPr>
+      <w:r>
+        <w:rPr>
+          <w:b/>
+          <w:bCs/>
+        </w:rPr>
+        <w:t xml:space="preserve">Indicador conductual (Fase 1): </w:t>
+      </w:r>
+      <w:r>
+        <w:t xml:space="preserve">Frecuencia e intensidad declarada de apuestas de dinero en cualquier modalidad (no limitado a casinos).</w:t>
+      </w:r>
+    </w:p>
+    <w:p>
+      <w:pPr>
+        <w:spacing w:after="90"/>
+      </w:pPr>
+      <w:r>
+        <w:rPr>
+          <w:b/>
+          <w:bCs/>
+        </w:rPr>
+        <w:t xml:space="preserve">Pregunta completa (variante base): </w:t>
+      </w:r>
+      <w:r>
+        <w:t xml:space="preserve">Imagina que tienes una racha de apuestas que te ha ido bien últimamente. ¿Qué tan probable es que aumentes la frecuencia o el monto de tus apuestas?</w:t>
+      </w:r>
+    </w:p>
+    <w:p>
+      <w:pPr>
+        <w:spacing w:after="60"/>
+      </w:pPr>
+      <w:r>
+        <w:rPr>
+          <w:b/>
+          <w:bCs/>
+        </w:rPr>
+        <w:t xml:space="preserve">Variantes de redacción (se muestra 1 al azar por aplicación):</w:t>
+      </w:r>
+    </w:p>
+    <w:p>
+      <w:pPr>
+        <w:spacing w:after="60"/>
+        <w:ind w:left="200"/>
+      </w:pPr>
+      <w:r>
+        <w:t xml:space="preserve">Variante 1 (base): Imagina que tienes una racha de apuestas que te ha ido bien últimamente. ¿Qué tan probable es que aumentes la frecuencia o el monto de tus apuestas?</w:t>
+      </w:r>
+    </w:p>
+    <w:p>
+      <w:pPr>
+        <w:spacing w:after="60"/>
+        <w:ind w:left="200"/>
+      </w:pPr>
+      <w:r>
+        <w:t xml:space="preserve">Variante 2: Supón que tienes una racha de apuestas que te ha ido bien últimamente. ¿Qué tan probable es que aumentes la frecuencia o el monto de tus apuestas?</w:t>
+      </w:r>
+    </w:p>
+    <w:p>
+      <w:pPr>
+        <w:spacing w:after="60"/>
+        <w:ind w:left="200"/>
+      </w:pPr>
+      <w:r>
+        <w:t xml:space="preserve">Variante 3: Piensa en la siguiente situación: tienes una racha de apuestas que te ha ido bien últimamente. ¿Qué tan probable es que aumentes la frecuencia o el monto de tus apuestas?</w:t>
+      </w:r>
+    </w:p>
+    <w:p>
+      <w:pPr>
+        <w:spacing w:after="60"/>
+        <w:ind w:left="200"/>
+      </w:pPr>
+      <w:r>
+        <w:t xml:space="preserve">Variante 4: Si te encontraras en esta situación: tienes una racha de apuestas que te ha ido bien últimamente, ¿qué tan probable es que aumentes la frecuencia o el monto de tus apuestas?</w:t>
+      </w:r>
+    </w:p>
+    <w:p>
+      <w:pPr>
+        <w:spacing w:after="60"/>
+        <w:ind w:left="200"/>
+      </w:pPr>
+      <w:r>
+        <w:t xml:space="preserve">Variante 5: Tienes una racha de apuestas que te ha ido bien últimamente. ¿Qué tan probable dirías que es que aumentes la frecuencia o el monto de tus apuestas?</w:t>
+      </w:r>
+    </w:p>
+    <w:p>
+      <w:pPr>
+        <w:spacing w:after="90"/>
+      </w:pPr>
+      <w:r>
+        <w:rPr>
+          <w:b/>
+          <w:bCs/>
+        </w:rPr>
+        <w:t xml:space="preserve">Opciones de respuesta y valor de cada una: </w:t>
+      </w:r>
+      <w:r>
         <w:t xml:space="preserve">Nada probable (0) / Poco probable (1) / Algo probable (2) / Muy probable (3)</w:t>
       </w:r>
     </w:p>
@@ -618,7 +1791,198 @@
         <w:t xml:space="preserve">Reactivos de contraste (par espejo): </w:t>
       </w:r>
       <w:r>
-        <w:t xml:space="preserve">No aplica (las dimensiones Contextuales no tienen par espejo obligatorio, Fase 2 Sección 6).</w:t>
+        <w:t xml:space="preserve">R190 (par espejo 5 de la dimensión)</w:t>
+      </w:r>
+    </w:p>
+    <w:p>
+      <w:pPr>
+        <w:spacing w:after="100"/>
+      </w:pPr>
+    </w:p>
+    <w:p>
+      <w:pPr>
+        <w:pStyle w:val="Heading3"/>
+        <w:spacing w:after="100" w:before="200"/>
+      </w:pPr>
+      <w:r>
+        <w:t xml:space="preserve">R190 — Percepción de terceros — indicador 1 (Frecuencia e intensidad declarada de apuestas de dinero en cualquier m…)</w:t>
+      </w:r>
+    </w:p>
+    <w:p>
+      <w:pPr>
+        <w:spacing w:after="90"/>
+      </w:pPr>
+      <w:r>
+        <w:rPr>
+          <w:b/>
+          <w:bCs/>
+        </w:rPr>
+        <w:t xml:space="preserve">Tipo de reactivo: </w:t>
+      </w:r>
+      <w:r>
+        <w:t xml:space="preserve">2-Percepción de terceros</w:t>
+      </w:r>
+    </w:p>
+    <w:p>
+      <w:pPr>
+        <w:spacing w:after="90"/>
+      </w:pPr>
+      <w:r>
+        <w:rPr>
+          <w:b/>
+          <w:bCs/>
+        </w:rPr>
+        <w:t xml:space="preserve">Indicador conductual (Fase 1): </w:t>
+      </w:r>
+      <w:r>
+        <w:t xml:space="preserve">Frecuencia e intensidad declarada de apuestas de dinero en cualquier modalidad (no limitado a casinos).</w:t>
+      </w:r>
+    </w:p>
+    <w:p>
+      <w:pPr>
+        <w:spacing w:after="90"/>
+      </w:pPr>
+      <w:r>
+        <w:rPr>
+          <w:b/>
+          <w:bCs/>
+        </w:rPr>
+        <w:t xml:space="preserve">Pregunta completa (variante base): </w:t>
+      </w:r>
+      <w:r>
+        <w:t xml:space="preserve">En tu experiencia, ¿qué tan frecuente dirías que es que las personas de tu entorno apuesten dinero con una frecuencia que dirías que es alta?</w:t>
+      </w:r>
+    </w:p>
+    <w:p>
+      <w:pPr>
+        <w:spacing w:after="60"/>
+      </w:pPr>
+      <w:r>
+        <w:rPr>
+          <w:b/>
+          <w:bCs/>
+        </w:rPr>
+        <w:t xml:space="preserve">Variantes de redacción (se muestra 1 al azar por aplicación):</w:t>
+      </w:r>
+    </w:p>
+    <w:p>
+      <w:pPr>
+        <w:spacing w:after="60"/>
+        <w:ind w:left="200"/>
+      </w:pPr>
+      <w:r>
+        <w:t xml:space="preserve">Variante 1 (base): En tu experiencia, ¿qué tan frecuente dirías que es que las personas de tu entorno apuesten dinero con una frecuencia que dirías que es alta?</w:t>
+      </w:r>
+    </w:p>
+    <w:p>
+      <w:pPr>
+        <w:spacing w:after="60"/>
+        <w:ind w:left="200"/>
+      </w:pPr>
+      <w:r>
+        <w:t xml:space="preserve">Variante 2: Pensando en las personas de tu entorno laboral, ¿con qué frecuencia dirías que ocurre que las personas de tu entorno apuesten dinero con una frecuencia que dirías que es alta?</w:t>
+      </w:r>
+    </w:p>
+    <w:p>
+      <w:pPr>
+        <w:spacing w:after="60"/>
+        <w:ind w:left="200"/>
+      </w:pPr>
+      <w:r>
+        <w:t xml:space="preserve">Variante 3: ¿Qué tan seguido dirías que observas que las personas de tu entorno apuesten dinero con una frecuencia que dirías que es alta?</w:t>
+      </w:r>
+    </w:p>
+    <w:p>
+      <w:pPr>
+        <w:spacing w:after="60"/>
+        <w:ind w:left="200"/>
+      </w:pPr>
+      <w:r>
+        <w:t xml:space="preserve">Variante 4: Según lo que has visto, ¿qué tan común dirías que es que las personas de tu entorno apuesten dinero con una frecuencia que dirías que es alta?</w:t>
+      </w:r>
+    </w:p>
+    <w:p>
+      <w:pPr>
+        <w:spacing w:after="60"/>
+        <w:ind w:left="200"/>
+      </w:pPr>
+      <w:r>
+        <w:t xml:space="preserve">Variante 5: En tu entorno, ¿qué tan frecuentemente dirías que sucede que las personas de tu entorno apuesten dinero con una frecuencia que dirías que es alta?</w:t>
+      </w:r>
+    </w:p>
+    <w:p>
+      <w:pPr>
+        <w:spacing w:after="90"/>
+      </w:pPr>
+      <w:r>
+        <w:rPr>
+          <w:b/>
+          <w:bCs/>
+        </w:rPr>
+        <w:t xml:space="preserve">Opciones de respuesta y valor de cada una: </w:t>
+      </w:r>
+      <w:r>
+        <w:t xml:space="preserve">Nunca o muy raro (0) / Ocasionalmente (1) / Con cierta frecuencia (2) / Muy frecuentemente (3)</w:t>
+      </w:r>
+    </w:p>
+    <w:p>
+      <w:pPr>
+        <w:spacing w:after="90"/>
+      </w:pPr>
+      <w:r>
+        <w:rPr>
+          <w:b/>
+          <w:bCs/>
+        </w:rPr>
+        <w:t xml:space="preserve">Dirección: </w:t>
+      </w:r>
+      <w:r>
+        <w:t xml:space="preserve">Directo</w:t>
+      </w:r>
+    </w:p>
+    <w:p>
+      <w:pPr>
+        <w:spacing w:after="90"/>
+      </w:pPr>
+      <w:r>
+        <w:rPr>
+          <w:b/>
+          <w:bCs/>
+        </w:rPr>
+        <w:t xml:space="preserve">Respuesta de menor riesgo: </w:t>
+      </w:r>
+      <w:r>
+        <w:t xml:space="preserve">Nunca o muy raro (valor 0)</w:t>
+      </w:r>
+    </w:p>
+    <w:p>
+      <w:pPr>
+        <w:spacing w:after="90"/>
+      </w:pPr>
+      <w:r>
+        <w:rPr>
+          <w:b/>
+          <w:bCs/>
+        </w:rPr>
+        <w:t xml:space="preserve">Valor psicométrico (cómo se transforma la respuesta cruda): </w:t>
+      </w:r>
+      <w:r>
+        <w:t xml:space="preserve">Escala 0-3 según el orden de las opciones listado arriba; reactivo directo, sin inversión.</w:t>
+      </w:r>
+    </w:p>
+    <w:p>
+      <w:pPr>
+        <w:spacing w:after="90"/>
+      </w:pPr>
+      <w:r>
+        <w:rPr>
+          <w:b/>
+          <w:bCs/>
+        </w:rPr>
+        <w:t xml:space="preserve">Reactivos de contraste (par espejo): </w:t>
+      </w:r>
+      <w:r>
+        <w:t xml:space="preserve">R189 (par espejo 5 de la dimensión)</w:t>
       </w:r>
     </w:p>
     <w:p>
